--- a/course/day6/day5_tasks.docx
+++ b/course/day6/day5_tasks.docx
@@ -23,7 +23,7 @@
         <w:t xml:space="preserve">Задачи из реальных вступительных экзаменов в 8 класс Аничкова лицея (2006–2025).</w:t>
       </w:r>
       <w:r>
-        <w:br/>
+        <w:t xml:space="preserve"> </w:t>
       </w:r>
       <w:r>
         <w:t xml:space="preserve">Сложный счёт, степени, арифметика.</w:t>
@@ -2154,7 +2154,7 @@
         <w:t xml:space="preserve">;</w:t>
       </w:r>
       <w:r>
-        <w:br/>
+        <w:t xml:space="preserve"> </w:t>
       </w:r>
       <w:r>
         <w:t xml:space="preserve">б) Найдите</w:t>
@@ -2171,7 +2171,7 @@
         <w:t xml:space="preserve">;</w:t>
       </w:r>
       <w:r>
-        <w:br/>
+        <w:t xml:space="preserve"> </w:t>
       </w:r>
       <w:r>
         <w:t xml:space="preserve">в) Найдите</w:t>
